--- a/india_monitor_data/rag/documents/Weather_Policies/Mumbai_Weather_Protocol.docx
+++ b/india_monitor_data/rag/documents/Weather_Policies/Mumbai_Weather_Protocol.docx
@@ -13,12 +13,12 @@
     </w:p>
     <w:p>
       <w:r>
-        <w:t>Generated: 2026-08-28 16:13:36</w:t>
+        <w:t>Generated: 2026-08-31 20:08:20</w:t>
       </w:r>
     </w:p>
     <w:p>
       <w:r>
-        <w:t>Total Alerts Analyzed: 1</w:t>
+        <w:t>Total Alerts Analyzed: 4</w:t>
       </w:r>
     </w:p>
     <w:p/>
@@ -102,17 +102,21 @@
         <w:pStyle w:val="Heading2"/>
       </w:pPr>
       <w:r>
-        <w:t>High Wind Events</w:t>
+        <w:t>High Wind &amp; Gale Warning Protocol</w:t>
       </w:r>
     </w:p>
     <w:p>
       <w:r>
-        <w:t>💨 1 high wind events recorded. Peak: 18.4 m/s</w:t>
+        <w:t>💨 4 high wind events recorded. Peak: 20.6 m/s in Mumbai.</w:t>
       </w:r>
     </w:p>
     <w:p>
       <w:r>
-        <w:t>Action: Suspend tall vehicle (&gt;3m) routing. Force Majeure clause applicable per Carrier Master Agreement Section 4.2.</w:t>
+        <w:t>• Transit Safety: High crosswinds exceeding 15.0 m/s pose rollover hazards for high-cube curtain-sided trailers (&gt;3.0m height).</w:t>
+        <w:br/>
+        <w:t>• Carrier Routing Directive: Suspend high-cube trailer routing over coastal bridges and elevated expressways; mandate low-profile rigid trucks.</w:t>
+        <w:br/>
+        <w:t>• Force Majeure Eligibility: Delays resulting from official IMD (India Meteorological Department) gale warnings qualify for Section 4.2 Force Majeure relief upon submission of toll camera timestamp logs.</w:t>
       </w:r>
     </w:p>
     <w:p>

--- a/india_monitor_data/rag/documents/Weather_Policies/Mumbai_Weather_Protocol.docx
+++ b/india_monitor_data/rag/documents/Weather_Policies/Mumbai_Weather_Protocol.docx
@@ -13,7 +13,7 @@
     </w:p>
     <w:p>
       <w:r>
-        <w:t>Generated: 2026-08-31 20:08:20</w:t>
+        <w:t>Generated: 2026-08-31 20:26:54</w:t>
       </w:r>
     </w:p>
     <w:p>
@@ -33,6 +33,25 @@
     <w:p>
       <w:r>
         <w:t>This document outlines severe weather protocols for Mumbai based on historical weather alert patterns. It provides guidance for the O2C Delivery Risk Copilot on when to apply Force Majeure clauses, reroute shipments, and notify stakeholders.</w:t>
+      </w:r>
+    </w:p>
+    <w:p>
+      <w:pPr>
+        <w:pStyle w:val="Heading2"/>
+      </w:pPr>
+      <w:r>
+        <w:t>AI Cold-Chain &amp; Severe Weather Risk Directive (Qwen2.5 Synthesized)</w:t>
+      </w:r>
+    </w:p>
+    <w:p>
+      <w:r>
+        <w:t>Given the current weather conditions in Mumbai, the main risks for cold-chain logistics operations are primarily related to temperature degradation and potential disruptions to fleet safety. The mainly clear weather with temperatures around 28°C and light drizzle with minimal rainfall do not pose significant direct threats to the integrity of temperature-sensitive pharmaceuticals. However, the high wind speeds, particularly at 20.6 m/s, could lead to potential safety hazards for the fleet, including the risk of cargo shifting or damage to vehicles. Therefore, it is crucial to ensure that all vehicles are securely loaded and that the cargo is properly secured to prevent any movement during transit.</w:t>
+        <w:br/>
+        <w:br/>
+        <w:t>For Quality Assurance and Quality Control (QA/QC) protocols, it is recommended to conduct a thorough pre-departure inspection of all cold-chain units to ensure they are functioning correctly and maintaining the required temperature. If any unit is found to be malfunctioning, it should be immediately repaired or replaced to avoid any risk of temperature degradation. Additionally, all shipments should be accompanied by a detailed temperature log to monitor the integrity of the cargo during transit. In the event of any deviation from the expected temperature, immediate action should be taken to rectify the situation, and a report should be generated for further analysis and corrective measures.</w:t>
+        <w:br/>
+        <w:br/>
+        <w:t>In terms of Service Level Agreement (SLA) Force Majeure eligibility, the current weather conditions do not typically qualify as force majeure events. However, if the weather conditions deteriorate significantly, leading to potential risks such as severe wind damage or extreme temperature fluctuations, it may be necessary to reassess the situation. It is advisable to maintain a flexible approach and have contingency plans in place, such as rerouting shipments or temporarily halting operations if necessary. Any claims for force majeure should be supported by documented evidence of the weather conditions and their impact on operations.</w:t>
       </w:r>
     </w:p>
     <w:p>

--- a/india_monitor_data/rag/documents/Weather_Policies/Mumbai_Weather_Protocol.docx
+++ b/india_monitor_data/rag/documents/Weather_Policies/Mumbai_Weather_Protocol.docx
@@ -8,50 +8,16 @@
         <w:jc w:val="center"/>
       </w:pPr>
       <w:r>
-        <w:t>Mumbai Severe Weather Protocol</w:t>
+        <w:t>MUMBAI SEVERE WEATHER PROTOCOL &amp; FREIGHT ADJUDICATION MATRIX</w:t>
       </w:r>
     </w:p>
     <w:p>
       <w:r>
-        <w:t>Generated: 2026-08-31 20:26:54</w:t>
-      </w:r>
-    </w:p>
-    <w:p>
-      <w:r>
-        <w:t>Total Alerts Analyzed: 4</w:t>
-      </w:r>
-    </w:p>
-    <w:p/>
-    <w:p>
-      <w:pPr>
-        <w:pStyle w:val="Heading1"/>
-      </w:pPr>
-      <w:r>
-        <w:t>Executive Summary</w:t>
-      </w:r>
-    </w:p>
-    <w:p>
-      <w:r>
-        <w:t>This document outlines severe weather protocols for Mumbai based on historical weather alert patterns. It provides guidance for the O2C Delivery Risk Copilot on when to apply Force Majeure clauses, reroute shipments, and notify stakeholders.</w:t>
-      </w:r>
-    </w:p>
-    <w:p>
-      <w:pPr>
-        <w:pStyle w:val="Heading2"/>
-      </w:pPr>
-      <w:r>
-        <w:t>AI Cold-Chain &amp; Severe Weather Risk Directive (Qwen2.5 Synthesized)</w:t>
-      </w:r>
-    </w:p>
-    <w:p>
-      <w:r>
-        <w:t>Given the current weather conditions in Mumbai, the main risks for cold-chain logistics operations are primarily related to temperature degradation and potential disruptions to fleet safety. The mainly clear weather with temperatures around 28°C and light drizzle with minimal rainfall do not pose significant direct threats to the integrity of temperature-sensitive pharmaceuticals. However, the high wind speeds, particularly at 20.6 m/s, could lead to potential safety hazards for the fleet, including the risk of cargo shifting or damage to vehicles. Therefore, it is crucial to ensure that all vehicles are securely loaded and that the cargo is properly secured to prevent any movement during transit.</w:t>
+        <w:t>Monitored Logistics Hub: Mumbai Commercial Logistics Corridor</w:t>
         <w:br/>
+        <w:t>Generated: 2026-08-31 20:57:29 | Total Telemetry Events Analyzed: 4</w:t>
         <w:br/>
-        <w:t>For Quality Assurance and Quality Control (QA/QC) protocols, it is recommended to conduct a thorough pre-departure inspection of all cold-chain units to ensure they are functioning correctly and maintaining the required temperature. If any unit is found to be malfunctioning, it should be immediately repaired or replaced to avoid any risk of temperature degradation. Additionally, all shipments should be accompanied by a detailed temperature log to monitor the integrity of the cargo during transit. In the event of any deviation from the expected temperature, immediate action should be taken to rectify the situation, and a report should be generated for further analysis and corrective measures.</w:t>
-        <w:br/>
-        <w:br/>
-        <w:t>In terms of Service Level Agreement (SLA) Force Majeure eligibility, the current weather conditions do not typically qualify as force majeure events. However, if the weather conditions deteriorate significantly, leading to potential risks such as severe wind damage or extreme temperature fluctuations, it may be necessary to reassess the situation. It is advisable to maintain a flexible approach and have contingency plans in place, such as rerouting shipments or temporarily halting operations if necessary. Any claims for force majeure should be supported by documented evidence of the weather conditions and their impact on operations.</w:t>
+        <w:t>Observed Telemetry Extremes: Peak Temp: 28.7°C | Peak Wind: 20.6 m/s | Peak Rain: 0.1 mm/h | Min Visibility: 10.00 km</w:t>
       </w:r>
     </w:p>
     <w:p>
@@ -59,53 +25,16 @@
         <w:pStyle w:val="Heading1"/>
       </w:pPr>
       <w:r>
-        <w:t>Severe Weather Thresholds</w:t>
+        <w:t>1. EXTRACTED METEOROLOGICAL INSIGHTS &amp; EXPOSURE PROFILE</w:t>
       </w:r>
     </w:p>
     <w:p>
       <w:r>
-        <w:t>The following conditions trigger automatic Copilot alerts:</w:t>
-      </w:r>
-    </w:p>
-    <w:p>
-      <w:r>
-        <w:rPr>
-          <w:b/>
-        </w:rPr>
-        <w:t xml:space="preserve">🌡️  Extreme Heat: </w:t>
-      </w:r>
-      <w:r>
-        <w:t>Temperature &gt; 40°C</w:t>
+        <w:t>• Primary Hazard Vector: Gale Force Crosswinds (20.6 m/s) recorded in Mumbai logistics cluster.</w:t>
         <w:br/>
-      </w:r>
-      <w:r>
-        <w:rPr>
-          <w:b/>
-        </w:rPr>
-        <w:t xml:space="preserve">💨 High Wind: </w:t>
-      </w:r>
-      <w:r>
-        <w:t>Wind Speed &gt; 15 m/s</w:t>
+        <w:t>• Secondary Hazard Vector: Ambient atmospheric stress causing transit velocity degradation and cargo vulnerability.</w:t>
         <w:br/>
-      </w:r>
-      <w:r>
-        <w:rPr>
-          <w:b/>
-        </w:rPr>
-        <w:t xml:space="preserve">🌧️  Heavy Rain: </w:t>
-      </w:r>
-      <w:r>
-        <w:t>Rainfall &gt; 20mm/hr</w:t>
-        <w:br/>
-      </w:r>
-      <w:r>
-        <w:rPr>
-          <w:b/>
-        </w:rPr>
-        <w:t xml:space="preserve">🌫️  Low Visibility: </w:t>
-      </w:r>
-      <w:r>
-        <w:t>Visibility &lt; 1km</w:t>
+        <w:t>• Critical Risk Window: Elevated highway exposure, linehaul velocity reduction (-25% to -40%), and thermal/moisture packaging stress.</w:t>
       </w:r>
     </w:p>
     <w:p>
@@ -113,29 +42,267 @@
         <w:pStyle w:val="Heading1"/>
       </w:pPr>
       <w:r>
-        <w:t>Recent Mumbai Weather Alerts</w:t>
+        <w:t>2. LOGISTICS CORRIDOR &amp; CHOKE POINT RISK MATRIX</w:t>
       </w:r>
     </w:p>
+    <w:tbl>
+      <w:tblPr>
+        <w:tblStyle w:val="TableGrid"/>
+        <w:tblW w:type="auto" w:w="0"/>
+        <w:tblLook w:firstColumn="1" w:firstRow="1" w:lastColumn="0" w:lastRow="0" w:noHBand="0" w:noVBand="1" w:val="04A0"/>
+      </w:tblPr>
+      <w:tblGrid>
+        <w:gridCol w:w="2160"/>
+        <w:gridCol w:w="2160"/>
+        <w:gridCol w:w="2160"/>
+        <w:gridCol w:w="2160"/>
+      </w:tblGrid>
+      <w:tr>
+        <w:tc>
+          <w:tcPr>
+            <w:tcW w:type="dxa" w:w="2160"/>
+          </w:tcPr>
+          <w:p>
+            <w:r>
+              <w:t>Logistics Corridor / Choke Point</w:t>
+            </w:r>
+          </w:p>
+        </w:tc>
+        <w:tc>
+          <w:tcPr>
+            <w:tcW w:type="dxa" w:w="2160"/>
+          </w:tcPr>
+          <w:p>
+            <w:r>
+              <w:t>Hazard Level</w:t>
+            </w:r>
+          </w:p>
+        </w:tc>
+        <w:tc>
+          <w:tcPr>
+            <w:tcW w:type="dxa" w:w="2160"/>
+          </w:tcPr>
+          <w:p>
+            <w:r>
+              <w:t>Vulnerability Profile</w:t>
+            </w:r>
+          </w:p>
+        </w:tc>
+        <w:tc>
+          <w:tcPr>
+            <w:tcW w:type="dxa" w:w="2160"/>
+          </w:tcPr>
+          <w:p>
+            <w:r>
+              <w:t>Mandatory Fleet Directive</w:t>
+            </w:r>
+          </w:p>
+        </w:tc>
+      </w:tr>
+      <w:tr>
+        <w:tc>
+          <w:tcPr>
+            <w:tcW w:type="dxa" w:w="2160"/>
+          </w:tcPr>
+          <w:p>
+            <w:r>
+              <w:t>NH-48 (Mumbai-Pune Expressway)</w:t>
+            </w:r>
+          </w:p>
+        </w:tc>
+        <w:tc>
+          <w:tcPr>
+            <w:tcW w:type="dxa" w:w="2160"/>
+          </w:tcPr>
+          <w:p>
+            <w:r>
+              <w:t>🟡 MODERATE</w:t>
+            </w:r>
+          </w:p>
+        </w:tc>
+        <w:tc>
+          <w:tcPr>
+            <w:tcW w:type="dxa" w:w="2160"/>
+          </w:tcPr>
+          <w:p>
+            <w:r>
+              <w:t>Ghat incline thermal load &amp; engine overheating</w:t>
+            </w:r>
+          </w:p>
+        </w:tc>
+        <w:tc>
+          <w:tcPr>
+            <w:tcW w:type="dxa" w:w="2160"/>
+          </w:tcPr>
+          <w:p>
+            <w:r>
+              <w:t>Enforce mandatory reefer pre-cooling to 4°C prior to departure.</w:t>
+            </w:r>
+          </w:p>
+        </w:tc>
+      </w:tr>
+      <w:tr>
+        <w:tc>
+          <w:tcPr>
+            <w:tcW w:type="dxa" w:w="2160"/>
+          </w:tcPr>
+          <w:p>
+            <w:r>
+              <w:t>JNPT Port Container Terminal</w:t>
+            </w:r>
+          </w:p>
+        </w:tc>
+        <w:tc>
+          <w:tcPr>
+            <w:tcW w:type="dxa" w:w="2160"/>
+          </w:tcPr>
+          <w:p>
+            <w:r>
+              <w:t>🟡 MODERATE</w:t>
+            </w:r>
+          </w:p>
+        </w:tc>
+        <w:tc>
+          <w:tcPr>
+            <w:tcW w:type="dxa" w:w="2160"/>
+          </w:tcPr>
+          <w:p>
+            <w:r>
+              <w:t>CFS terminal gate congestion &amp; trailer dwell</w:t>
+            </w:r>
+          </w:p>
+        </w:tc>
+        <w:tc>
+          <w:tcPr>
+            <w:tcW w:type="dxa" w:w="2160"/>
+          </w:tcPr>
+          <w:p>
+            <w:r>
+              <w:t>Authorize intermodal drayage bypass if gate queue &gt;4 hours.</w:t>
+            </w:r>
+          </w:p>
+        </w:tc>
+      </w:tr>
+      <w:tr>
+        <w:tc>
+          <w:tcPr>
+            <w:tcW w:type="dxa" w:w="2160"/>
+          </w:tcPr>
+          <w:p>
+            <w:r>
+              <w:t>Bhiwandi Central Warehouse Cluster</w:t>
+            </w:r>
+          </w:p>
+        </w:tc>
+        <w:tc>
+          <w:tcPr>
+            <w:tcW w:type="dxa" w:w="2160"/>
+          </w:tcPr>
+          <w:p>
+            <w:r>
+              <w:t>🔴 HIGH</w:t>
+            </w:r>
+          </w:p>
+        </w:tc>
+        <w:tc>
+          <w:tcPr>
+            <w:tcW w:type="dxa" w:w="2160"/>
+          </w:tcPr>
+          <w:p>
+            <w:r>
+              <w:t>Corrugated carton moisture saturation</w:t>
+            </w:r>
+          </w:p>
+        </w:tc>
+        <w:tc>
+          <w:tcPr>
+            <w:tcW w:type="dxa" w:w="2160"/>
+          </w:tcPr>
+          <w:p>
+            <w:r>
+              <w:t>Apply mandatory secondary pallet shrink wrapping; inspect dock seals.</w:t>
+            </w:r>
+          </w:p>
+        </w:tc>
+      </w:tr>
+      <w:tr>
+        <w:tc>
+          <w:tcPr>
+            <w:tcW w:type="dxa" w:w="2160"/>
+          </w:tcPr>
+          <w:p>
+            <w:r>
+              <w:t>Western Express Highway Corridor</w:t>
+            </w:r>
+          </w:p>
+        </w:tc>
+        <w:tc>
+          <w:tcPr>
+            <w:tcW w:type="dxa" w:w="2160"/>
+          </w:tcPr>
+          <w:p>
+            <w:r>
+              <w:t>🟡 MODERATE</w:t>
+            </w:r>
+          </w:p>
+        </w:tc>
+        <w:tc>
+          <w:tcPr>
+            <w:tcW w:type="dxa" w:w="2160"/>
+          </w:tcPr>
+          <w:p>
+            <w:r>
+              <w:t>Urban transit curfew hours (after 08:00)</w:t>
+            </w:r>
+          </w:p>
+        </w:tc>
+        <w:tc>
+          <w:tcPr>
+            <w:tcW w:type="dxa" w:w="2160"/>
+          </w:tcPr>
+          <w:p>
+            <w:r>
+              <w:t>Route linehauls via Eastern Freeway or night dispatch windows.</w:t>
+            </w:r>
+          </w:p>
+        </w:tc>
+      </w:tr>
+    </w:tbl>
+    <w:p/>
     <w:p>
       <w:pPr>
-        <w:pStyle w:val="Heading2"/>
+        <w:pStyle w:val="Heading1"/>
       </w:pPr>
       <w:r>
-        <w:t>High Wind &amp; Gale Warning Protocol</w:t>
+        <w:t>3. BINDING OPERATIONAL &amp; QUALITY ASSURANCE (QA) DIRECTIVES</w:t>
       </w:r>
     </w:p>
     <w:p>
       <w:r>
-        <w:t>💨 4 high wind events recorded. Peak: 20.6 m/s in Mumbai.</w:t>
+        <w:t>[RULE-W-MUM-01] TRAILER EQUIPMENT &amp; FLEET RESTRICTION:</w:t>
+        <w:br/>
+        <w:t xml:space="preserve">  Wind speed &gt;= 15.0 m/s or heavy rain &gt;= 20.0 mm/h mandates immediate suspension of high-cube curtain-sided trailers (&gt;3.0m height). Dispatch must substitute low-profile rigid trucks.</w:t>
       </w:r>
     </w:p>
     <w:p>
       <w:r>
-        <w:t>• Transit Safety: High crosswinds exceeding 15.0 m/s pose rollover hazards for high-cube curtain-sided trailers (&gt;3.0m height).</w:t>
+        <w:t>[RULE-W-MUM-02] FORCE MAJEURE &amp; SLA ADJUDICATION (CLAUSE 4.2):</w:t>
         <w:br/>
-        <w:t>• Carrier Routing Directive: Suspend high-cube trailer routing over coastal bridges and elevated expressways; mandate low-profile rigid trucks.</w:t>
+        <w:t xml:space="preserve">  Weather conditions exceeding official alert thresholds qualify as IMD-recognized Severe Meteorological Events. Carrier delay penalties ($500/day -&gt; $0.00) are waived upon submission of verified telematics logs.</w:t>
+      </w:r>
+    </w:p>
+    <w:p>
+      <w:r>
+        <w:t>[RULE-W-MUM-03] COLD-CHAIN &amp; MOISTURE INTEGRITY PROTOCOL:</w:t>
         <w:br/>
-        <w:t>• Force Majeure Eligibility: Delays resulting from official IMD (India Meteorological Department) gale warnings qualify for Section 4.2 Force Majeure relief upon submission of toll camera timestamp logs.</w:t>
+        <w:t xml:space="preserve">  Ambient temperature &gt;40.0°C exceeding 4.0 hours without active reefer logging mandates HPLC stability assay and 20% shelf-life reduction (QA Policy 2024-03). Carton moisture &gt;12% mandates 100% rejection.</w:t>
+      </w:r>
+    </w:p>
+    <w:p>
+      <w:r>
+        <w:t>[RULE-W-MUM-04] DYNAMIC ETA BUFFER &amp; REDELIVERY FEE WAIVER:</w:t>
+        <w:br/>
+        <w:t xml:space="preserve">  Automatically inject a +4.0h to +8.0h dynamic safety buffer into predicted arrival time (PDD). If delay pushes arrival past clinic closing time (17:00), reschedule to 09:00 next business day with $150 redelivery fee waiver.</w:t>
       </w:r>
     </w:p>
     <w:p>
@@ -143,60 +310,27 @@
         <w:pStyle w:val="Heading1"/>
       </w:pPr>
       <w:r>
-        <w:t>Automated Copilot Actions</w:t>
+        <w:t>4. COPILOT DETERMINISTIC ACTION CHECKLIST</w:t>
       </w:r>
     </w:p>
     <w:p>
       <w:r>
-        <w:t>When severe weather is detected, the Copilot automatically:</w:t>
+        <w:t>[x] Step 1: Query live weather telemetry in Mumbai against alert thresholds (Temp &gt;40°C, Wind &gt;15m/s, Rain &gt;20mm/h).</w:t>
       </w:r>
     </w:p>
     <w:p>
-      <w:pPr>
-        <w:pStyle w:val="ListBullet"/>
-      </w:pPr>
       <w:r>
-        <w:t>1. Cross-references carrier location with weather alert zone</w:t>
+        <w:t>[x] Step 2: Cross-reference active SAP linehauls (sap_vttk) entering Mumbai and check carrier equipment profile.</w:t>
       </w:r>
     </w:p>
     <w:p>
-      <w:pPr>
-        <w:pStyle w:val="ListBullet"/>
-      </w:pPr>
       <w:r>
-        <w:t>2. Calculates delay probability and revised ETA</w:t>
+        <w:t>[x] Step 3: Apply [RULE-W-MUM-02] Force Majeure relief to waive SLA penalties if alert conditions verified.</w:t>
       </w:r>
     </w:p>
     <w:p>
-      <w:pPr>
-        <w:pStyle w:val="ListBullet"/>
-      </w:pPr>
       <w:r>
-        <w:t>3. Retrieves applicable Force Majeure clauses from vendor contracts</w:t>
-      </w:r>
-    </w:p>
-    <w:p>
-      <w:pPr>
-        <w:pStyle w:val="ListBullet"/>
-      </w:pPr>
-      <w:r>
-        <w:t>4. Assesses QA inspection requirements based on cargo type and delay duration</w:t>
-      </w:r>
-    </w:p>
-    <w:p>
-      <w:pPr>
-        <w:pStyle w:val="ListBullet"/>
-      </w:pPr>
-      <w:r>
-        <w:t>5. Notifies logistics planners via MS Teams with recommended mitigation</w:t>
-      </w:r>
-    </w:p>
-    <w:p>
-      <w:pPr>
-        <w:pStyle w:val="ListBullet"/>
-      </w:pPr>
-      <w:r>
-        <w:t>6. Updates SAP delivery date (VDATU) if delay confirmed</w:t>
+        <w:t>[x] Step 4: Dispatch automated Actionable Adaptive Card to Regional Logistics Director for approvals exceeding $500.</w:t>
       </w:r>
     </w:p>
     <w:sectPr>

--- a/india_monitor_data/rag/documents/Weather_Policies/Mumbai_Weather_Protocol.docx
+++ b/india_monitor_data/rag/documents/Weather_Policies/Mumbai_Weather_Protocol.docx
@@ -15,9 +15,9 @@
       <w:r>
         <w:t>Monitored Logistics Hub: Mumbai Commercial Logistics Corridor</w:t>
         <w:br/>
-        <w:t>Generated: 2026-08-31 20:57:29 | Total Telemetry Events Analyzed: 4</w:t>
+        <w:t>Generated: 2026-09-02 22:53:44 | Total Telemetry Events Analyzed: 5</w:t>
         <w:br/>
-        <w:t>Observed Telemetry Extremes: Peak Temp: 28.7°C | Peak Wind: 20.6 m/s | Peak Rain: 0.1 mm/h | Min Visibility: 10.00 km</w:t>
+        <w:t>Observed Telemetry Extremes: Peak Temp: 29.4°C | Peak Wind: 20.6 m/s | Peak Rain: 0.1 mm/h | Min Visibility: 10.00 km</w:t>
       </w:r>
     </w:p>
     <w:p>

--- a/india_monitor_data/rag/documents/Weather_Policies/Mumbai_Weather_Protocol.docx
+++ b/india_monitor_data/rag/documents/Weather_Policies/Mumbai_Weather_Protocol.docx
@@ -15,7 +15,7 @@
       <w:r>
         <w:t>Monitored Logistics Hub: Mumbai Commercial Logistics Corridor</w:t>
         <w:br/>
-        <w:t>Generated: 2026-09-02 22:53:44 | Total Telemetry Events Analyzed: 5</w:t>
+        <w:t>Generated: 2026-09-08 14:22:28 | Total Telemetry Events Analyzed: 5</w:t>
         <w:br/>
         <w:t>Observed Telemetry Extremes: Peak Temp: 29.4°C | Peak Wind: 20.6 m/s | Peak Rain: 0.1 mm/h | Min Visibility: 10.00 km</w:t>
       </w:r>

--- a/india_monitor_data/rag/documents/Weather_Policies/Mumbai_Weather_Protocol.docx
+++ b/india_monitor_data/rag/documents/Weather_Policies/Mumbai_Weather_Protocol.docx
@@ -15,7 +15,7 @@
       <w:r>
         <w:t>Monitored Logistics Hub: Mumbai Commercial Logistics Corridor</w:t>
         <w:br/>
-        <w:t>Generated: 2026-09-08 14:22:28 | Total Telemetry Events Analyzed: 5</w:t>
+        <w:t>Generated: 2026-09-09 16:49:43 | Total Telemetry Events Analyzed: 5</w:t>
         <w:br/>
         <w:t>Observed Telemetry Extremes: Peak Temp: 29.4°C | Peak Wind: 20.6 m/s | Peak Rain: 0.1 mm/h | Min Visibility: 10.00 km</w:t>
       </w:r>
